--- a/docs/CEP_Demo_Script.docx
+++ b/docs/CEP_Demo_Script.docx
@@ -39,7 +39,7 @@
           <w:sz w:val="20"/>
           <w:szCs w:val="20"/>
         </w:rPr>
-        <w:t xml:space="preserve">Built 2026-10-03 from docs/CEP_Demo_Script.md</w:t>
+        <w:t xml:space="preserve">Built 2026-10-04 from docs/CEP_Demo_Script.md</w:t>
       </w:r>
     </w:p>
     <w:p>
@@ -2297,7 +2297,7 @@
                 <w:sz w:val="19"/>
                 <w:szCs w:val="19"/>
               </w:rPr>
-              <w:t xml:space="preserve">From each campaign's actuals, filled by the attribution feed; until it runs, those figures read as not set up.</w:t>
+              <w:t xml:space="preserve">From the orders the shop sends (and, if allowed, the point of sale's sales), each credited to the campaign named by a code or the person's last click, open or text in the window.</w:t>
             </w:r>
           </w:p>
         </w:tc>
@@ -2429,7 +2429,7 @@
                 <w:sz w:val="19"/>
                 <w:szCs w:val="19"/>
               </w:rPr>
-              <w:t xml:space="preserve">The attribution feed, the campaign's own hourly limit, Excel uploads, journeys beyond the view, Digivize's production callbacks.</w:t>
+              <w:t xml:space="preserve">Multi-touch attribution, the campaign's own hourly limit, Excel uploads, journeys beyond the view, Digivize's production callbacks.</w:t>
             </w:r>
           </w:p>
         </w:tc>
